--- a/Устав/_документы/Положение об Экспертном совете.docx
+++ b/Устав/_документы/Положение об Экспертном совете.docx
@@ -426,7 +426,7 @@
           <w:sz w:val="24"/>
           <w:szCs w:val="24"/>
         </w:rPr>
-        <w:t>2.2. Экспертный совет рассматривает вопросы по поручению Главного исполнительного директора Фонда, Заместителя Главного исполнительного директора по стратегии и проектам или по предложению членов Экспертного совета.</w:t>
+        <w:t>2.2. Экспертный совет рассматривает вопросы по поручению Главного исполнительного директора Фонда или по предложению членов Экспертного совета.</w:t>
       </w:r>
     </w:p>
     <w:p>
@@ -508,6 +508,7 @@
           <w:sz w:val="24"/>
           <w:szCs w:val="24"/>
         </w:rPr>
+        <w:lastRenderedPageBreak/>
         <w:t>3.3. Персональный состав Экспертного совета, председатель и заместитель председателя утверждаются приказом Главного исполнительного директора Фонда сроком на два года. Управляющий совет информируется об утвержденном составе.</w:t>
       </w:r>
     </w:p>
@@ -712,7 +713,7 @@
           <w:sz w:val="24"/>
           <w:szCs w:val="24"/>
         </w:rPr>
-        <w:t>5.1. Курирование деятельности Экспертного совета осуществляет Заместитель Главного исполнительного директора по стратегии и проектам.</w:t>
+        <w:t>5.1. Курирование деятельности Экспертного совета осуществляет Главный исполнительный директор Фонда.</w:t>
       </w:r>
     </w:p>
     <w:p>
@@ -927,7 +928,7 @@
         <w:rStyle w:val="ab"/>
         <w:noProof/>
       </w:rPr>
-      <w:t>1</w:t>
+      <w:t>2</w:t>
     </w:r>
     <w:r>
       <w:rPr>

--- a/Устав/_документы/Положение об Экспертном совете.docx
+++ b/Устав/_документы/Положение об Экспертном совете.docx
@@ -168,12 +168,11 @@
     <w:p>
       <w:pPr>
         <w:keepNext/>
-        <w:spacing w:before="240" w:after="120" w:line="240" w:lineRule="auto"/>
+        <w:spacing w:after="60" w:line="240" w:lineRule="auto"/>
         <w:jc w:val="center"/>
         <w:rPr>
           <w:rFonts w:ascii="Times New Roman" w:hAnsi="Times New Roman" w:cs="Times New Roman"/>
           <w:b/>
-          <w:sz w:val="24"/>
           <w:szCs w:val="24"/>
         </w:rPr>
       </w:pPr>
@@ -181,7 +180,6 @@
         <w:rPr>
           <w:rFonts w:ascii="Times New Roman" w:hAnsi="Times New Roman" w:cs="Times New Roman"/>
           <w:b/>
-          <w:sz w:val="24"/>
           <w:szCs w:val="24"/>
         </w:rPr>
         <w:t>1. Общие положения</w:t>
@@ -189,632 +187,267 @@
     </w:p>
     <w:p>
       <w:pPr>
-        <w:spacing w:after="0" w:line="240" w:lineRule="auto"/>
+        <w:spacing w:after="60" w:line="240" w:lineRule="auto"/>
         <w:ind w:firstLine="708"/>
         <w:jc w:val="both"/>
         <w:rPr>
           <w:rFonts w:ascii="Times New Roman" w:hAnsi="Times New Roman" w:cs="Times New Roman"/>
-          <w:sz w:val="24"/>
-          <w:szCs w:val="24"/>
-        </w:rPr>
-      </w:pPr>
-      <w:r>
-        <w:rPr>
-          <w:rFonts w:ascii="Times New Roman" w:hAnsi="Times New Roman" w:cs="Times New Roman"/>
-          <w:sz w:val="24"/>
-          <w:szCs w:val="24"/>
-        </w:rPr>
-        <w:t>1.1. Экспертный совет является постоянно действующим консультативно-совещательным органом Частного фонда «Central Asia Climate Foundation» (Центрально-Азиатский климатический фонд, далее – Фонд), формируемым из числа ведущих отечественных и зарубежных экспертов для экспертизы проектов, программ и аналитических материалов Фонда.</w:t>
-      </w:r>
-    </w:p>
-    <w:p>
-      <w:pPr>
-        <w:spacing w:after="0" w:line="240" w:lineRule="auto"/>
+          <w:szCs w:val="24"/>
+        </w:rPr>
+      </w:pPr>
+      <w:r>
+        <w:rPr>
+          <w:rFonts w:ascii="Times New Roman" w:hAnsi="Times New Roman" w:cs="Times New Roman"/>
+          <w:szCs w:val="24"/>
+        </w:rPr>
+        <w:t>1.1. Экспертный совет – постоянно действующий консультативно-совещательный орган Частного фонда «Central Asia Climate Foundation» (далее – Фонд) из числа ведущих отечественных и зарубежных экспертов. Включен в структуру Фонда решением Управляющего совета Фонда (протокол № 12 от 30 июля 2026 года) как основа экспертной сети Фонда и «Зеленого Think Tank», предусмотренных Стратегией развития Фонда на 2026–2035 годы. Решения Экспертного совета носят рекомендательный характер.</w:t>
+      </w:r>
+    </w:p>
+    <w:p>
+      <w:pPr>
+        <w:keepNext/>
+        <w:spacing w:after="60" w:line="240" w:lineRule="auto"/>
+        <w:jc w:val="center"/>
+        <w:rPr>
+          <w:rFonts w:ascii="Times New Roman" w:hAnsi="Times New Roman" w:cs="Times New Roman"/>
+          <w:b/>
+          <w:szCs w:val="24"/>
+        </w:rPr>
+      </w:pPr>
+      <w:r>
+        <w:rPr>
+          <w:rFonts w:ascii="Times New Roman" w:hAnsi="Times New Roman" w:cs="Times New Roman"/>
+          <w:b/>
+          <w:szCs w:val="24"/>
+        </w:rPr>
+        <w:t>2. Задачи</w:t>
+      </w:r>
+    </w:p>
+    <w:p>
+      <w:pPr>
+        <w:spacing w:after="60" w:line="240" w:lineRule="auto"/>
         <w:ind w:firstLine="708"/>
         <w:jc w:val="both"/>
         <w:rPr>
           <w:rFonts w:ascii="Times New Roman" w:hAnsi="Times New Roman" w:cs="Times New Roman"/>
-          <w:sz w:val="24"/>
-          <w:szCs w:val="24"/>
-        </w:rPr>
-      </w:pPr>
-      <w:r>
-        <w:rPr>
-          <w:rFonts w:ascii="Times New Roman" w:hAnsi="Times New Roman" w:cs="Times New Roman"/>
-          <w:sz w:val="24"/>
-          <w:szCs w:val="24"/>
-        </w:rPr>
-        <w:t>1.2. Экспертный совет включен в структуру Фонда решением Управляющего совета Фонда (протокол № 12 от 30 июля 2026 года). Экспертный совет является основой экспертной сети Фонда и экспертного центра «Зеленый Think Tank», предусмотренных Стратегией развития Фонда на 2026–2035 годы.</w:t>
-      </w:r>
-    </w:p>
-    <w:p>
-      <w:pPr>
-        <w:spacing w:after="0" w:line="240" w:lineRule="auto"/>
+          <w:szCs w:val="24"/>
+        </w:rPr>
+      </w:pPr>
+      <w:r>
+        <w:rPr>
+          <w:rFonts w:ascii="Times New Roman" w:hAnsi="Times New Roman" w:cs="Times New Roman"/>
+          <w:szCs w:val="24"/>
+        </w:rPr>
+        <w:t>2.1. Задачи: экспертиза проектов, программ, методик и аналитических материалов Фонда; заключения и рекомендации по охране окружающей среды, изменению климата, устойчивому развитию, зеленой энергетике и ESG; экспертная поддержка национальных и региональных инициатив, в том числе «Таза Қазақстан» и решений Регионального экологического саммита; рекомендации по стратегии Фонда; формирование экспертной сети Центральной Азии.</w:t>
+      </w:r>
+    </w:p>
+    <w:p>
+      <w:pPr>
+        <w:spacing w:after="60" w:line="240" w:lineRule="auto"/>
         <w:ind w:firstLine="708"/>
         <w:jc w:val="both"/>
         <w:rPr>
           <w:rFonts w:ascii="Times New Roman" w:hAnsi="Times New Roman" w:cs="Times New Roman"/>
-          <w:sz w:val="24"/>
-          <w:szCs w:val="24"/>
-        </w:rPr>
-      </w:pPr>
-      <w:r>
-        <w:rPr>
-          <w:rFonts w:ascii="Times New Roman" w:hAnsi="Times New Roman" w:cs="Times New Roman"/>
-          <w:sz w:val="24"/>
-          <w:szCs w:val="24"/>
-        </w:rPr>
-        <w:t>1.3. Решения Экспертного совета носят рекомендательный характер.</w:t>
-      </w:r>
-    </w:p>
-    <w:p>
-      <w:pPr>
-        <w:spacing w:after="0" w:line="240" w:lineRule="auto"/>
+          <w:szCs w:val="24"/>
+        </w:rPr>
+      </w:pPr>
+      <w:r>
+        <w:rPr>
+          <w:rFonts w:ascii="Times New Roman" w:hAnsi="Times New Roman" w:cs="Times New Roman"/>
+          <w:szCs w:val="24"/>
+        </w:rPr>
+        <w:t>2.2. Вопросы рассматриваются по поручению Главного исполнительного директора Фонда (далее – ГИД) или по предложению членов Экспертного совета.</w:t>
+      </w:r>
+    </w:p>
+    <w:p>
+      <w:pPr>
+        <w:keepNext/>
+        <w:spacing w:after="60" w:line="240" w:lineRule="auto"/>
+        <w:jc w:val="center"/>
+        <w:rPr>
+          <w:rFonts w:ascii="Times New Roman" w:hAnsi="Times New Roman" w:cs="Times New Roman"/>
+          <w:b/>
+          <w:szCs w:val="24"/>
+        </w:rPr>
+      </w:pPr>
+      <w:r>
+        <w:rPr>
+          <w:rFonts w:ascii="Times New Roman" w:hAnsi="Times New Roman" w:cs="Times New Roman"/>
+          <w:b/>
+          <w:szCs w:val="24"/>
+        </w:rPr>
+        <w:t>3. Состав и руководство</w:t>
+      </w:r>
+    </w:p>
+    <w:p>
+      <w:pPr>
+        <w:spacing w:after="60" w:line="240" w:lineRule="auto"/>
         <w:ind w:firstLine="708"/>
         <w:jc w:val="both"/>
         <w:rPr>
           <w:rFonts w:ascii="Times New Roman" w:hAnsi="Times New Roman" w:cs="Times New Roman"/>
-          <w:sz w:val="24"/>
-          <w:szCs w:val="24"/>
-        </w:rPr>
-      </w:pPr>
-      <w:r>
-        <w:rPr>
-          <w:rFonts w:ascii="Times New Roman" w:hAnsi="Times New Roman" w:cs="Times New Roman"/>
-          <w:sz w:val="24"/>
-          <w:szCs w:val="24"/>
-        </w:rPr>
-        <w:t>1.4. Экспертный совет в своей деятельности руководствуется Регламентом фондов МФЦА и иными актами Международного финансового центра «Астана», законодательством Республики Казахстан в части, применимой к деятельности Фонда, Уставом и Положением Фонда, внутренними документами Фонда, решениями Управляющего совета, приказами Главного исполнительного директора Фонда и настоящим Положением.</w:t>
-      </w:r>
-    </w:p>
-    <w:p>
-      <w:pPr>
-        <w:keepNext/>
-        <w:spacing w:before="240" w:after="120" w:line="240" w:lineRule="auto"/>
-        <w:jc w:val="center"/>
-        <w:rPr>
-          <w:rFonts w:ascii="Times New Roman" w:hAnsi="Times New Roman" w:cs="Times New Roman"/>
-          <w:b/>
-          <w:sz w:val="24"/>
-          <w:szCs w:val="24"/>
-        </w:rPr>
-      </w:pPr>
-      <w:r>
-        <w:rPr>
-          <w:rFonts w:ascii="Times New Roman" w:hAnsi="Times New Roman" w:cs="Times New Roman"/>
-          <w:b/>
-          <w:sz w:val="24"/>
-          <w:szCs w:val="24"/>
-        </w:rPr>
-        <w:t>2. Задачи и функции</w:t>
-      </w:r>
-    </w:p>
-    <w:p>
-      <w:pPr>
-        <w:spacing w:after="0" w:line="240" w:lineRule="auto"/>
+          <w:szCs w:val="24"/>
+        </w:rPr>
+      </w:pPr>
+      <w:r>
+        <w:rPr>
+          <w:rFonts w:ascii="Times New Roman" w:hAnsi="Times New Roman" w:cs="Times New Roman"/>
+          <w:szCs w:val="24"/>
+        </w:rPr>
+        <w:t>3.1. В состав Экспертного совета входят не менее семи ученых, специалистов и практиков с признанной квалификацией, в том числе из международных организаций, вузов и научных организаций Центральной Азии и других стран. Персональный состав утверждается приказом ГИД сроком на два года.</w:t>
+      </w:r>
+    </w:p>
+    <w:p>
+      <w:pPr>
+        <w:spacing w:after="60" w:line="240" w:lineRule="auto"/>
         <w:ind w:firstLine="708"/>
         <w:jc w:val="both"/>
         <w:rPr>
           <w:rFonts w:ascii="Times New Roman" w:hAnsi="Times New Roman" w:cs="Times New Roman"/>
-          <w:sz w:val="24"/>
-          <w:szCs w:val="24"/>
-        </w:rPr>
-      </w:pPr>
-      <w:r>
-        <w:rPr>
-          <w:rFonts w:ascii="Times New Roman" w:hAnsi="Times New Roman" w:cs="Times New Roman"/>
-          <w:sz w:val="24"/>
-          <w:szCs w:val="24"/>
-        </w:rPr>
-        <w:t>2.1. Задачи Экспертного совета:</w:t>
-      </w:r>
-    </w:p>
-    <w:p>
-      <w:pPr>
-        <w:spacing w:after="0" w:line="240" w:lineRule="auto"/>
+          <w:szCs w:val="24"/>
+        </w:rPr>
+      </w:pPr>
+      <w:r>
+        <w:rPr>
+          <w:rFonts w:ascii="Times New Roman" w:hAnsi="Times New Roman" w:cs="Times New Roman"/>
+          <w:szCs w:val="24"/>
+        </w:rPr>
+        <w:t>3.2. Руководство Экспертным советом определяется решением Управляющего совета Фонда. Председатель Экспертного совета, а также назначенные им заместители и представители вправе подписывать письма и запросы по вопросам выполнения задач Экспертного совета, за исключением финансовых и правовых документов и актов.</w:t>
+      </w:r>
+    </w:p>
+    <w:p>
+      <w:pPr>
+        <w:spacing w:after="60" w:line="240" w:lineRule="auto"/>
         <w:ind w:firstLine="708"/>
         <w:jc w:val="both"/>
         <w:rPr>
           <w:rFonts w:ascii="Times New Roman" w:hAnsi="Times New Roman" w:cs="Times New Roman"/>
-          <w:sz w:val="24"/>
-          <w:szCs w:val="24"/>
-        </w:rPr>
-      </w:pPr>
-      <w:r>
-        <w:rPr>
-          <w:rFonts w:ascii="Times New Roman" w:hAnsi="Times New Roman" w:cs="Times New Roman"/>
-          <w:sz w:val="24"/>
-          <w:szCs w:val="24"/>
-        </w:rPr>
-        <w:t>1) экспертиза проектов, программ, методик и аналитических материалов Фонда;</w:t>
-      </w:r>
-    </w:p>
-    <w:p>
-      <w:pPr>
-        <w:spacing w:after="0" w:line="240" w:lineRule="auto"/>
+          <w:szCs w:val="24"/>
+        </w:rPr>
+      </w:pPr>
+      <w:r>
+        <w:rPr>
+          <w:rFonts w:ascii="Times New Roman" w:hAnsi="Times New Roman" w:cs="Times New Roman"/>
+          <w:szCs w:val="24"/>
+        </w:rPr>
+        <w:t>3.3. Члены Экспертного совета работают на безвозмездной основе; отдельные экспертные заключения могут оплачиваться по договору в пределах бюджета Фонда. Полномочия члена прекращаются по его заявлению, по истечении срока или приказом ГИД.</w:t>
+      </w:r>
+    </w:p>
+    <w:p>
+      <w:pPr>
+        <w:keepNext/>
+        <w:spacing w:after="60" w:line="240" w:lineRule="auto"/>
+        <w:jc w:val="center"/>
+        <w:rPr>
+          <w:rFonts w:ascii="Times New Roman" w:hAnsi="Times New Roman" w:cs="Times New Roman"/>
+          <w:b/>
+          <w:szCs w:val="24"/>
+        </w:rPr>
+      </w:pPr>
+      <w:r>
+        <w:rPr>
+          <w:rFonts w:ascii="Times New Roman" w:hAnsi="Times New Roman" w:cs="Times New Roman"/>
+          <w:b/>
+          <w:szCs w:val="24"/>
+        </w:rPr>
+        <w:t>4. Порядок работы</w:t>
+      </w:r>
+    </w:p>
+    <w:p>
+      <w:pPr>
+        <w:spacing w:after="60" w:line="240" w:lineRule="auto"/>
         <w:ind w:firstLine="708"/>
         <w:jc w:val="both"/>
         <w:rPr>
           <w:rFonts w:ascii="Times New Roman" w:hAnsi="Times New Roman" w:cs="Times New Roman"/>
-          <w:sz w:val="24"/>
-          <w:szCs w:val="24"/>
-        </w:rPr>
-      </w:pPr>
-      <w:r>
-        <w:rPr>
-          <w:rFonts w:ascii="Times New Roman" w:hAnsi="Times New Roman" w:cs="Times New Roman"/>
-          <w:sz w:val="24"/>
-          <w:szCs w:val="24"/>
-        </w:rPr>
-        <w:t>2) выработка экспертных заключений и рекомендаций по вопросам охраны окружающей среды, изменения климата, устойчивого развития, зеленой энергетики и ESG;</w:t>
-      </w:r>
-    </w:p>
-    <w:p>
-      <w:pPr>
-        <w:spacing w:after="0" w:line="240" w:lineRule="auto"/>
+          <w:szCs w:val="24"/>
+        </w:rPr>
+      </w:pPr>
+      <w:r>
+        <w:rPr>
+          <w:rFonts w:ascii="Times New Roman" w:hAnsi="Times New Roman" w:cs="Times New Roman"/>
+          <w:szCs w:val="24"/>
+        </w:rPr>
+        <w:t>4.1. Заседания проводятся не реже двух раз в год очно, в режиме видеоконференции или заочно. Заседание правомочно при участии не менее половины членов; рекомендации принимаются большинством голосов, при равенстве голос председательствующего решающий. Решения оформляются протоколом и направляются ГИД.</w:t>
+      </w:r>
+    </w:p>
+    <w:p>
+      <w:pPr>
+        <w:spacing w:after="60" w:line="240" w:lineRule="auto"/>
         <w:ind w:firstLine="708"/>
         <w:jc w:val="both"/>
         <w:rPr>
           <w:rFonts w:ascii="Times New Roman" w:hAnsi="Times New Roman" w:cs="Times New Roman"/>
-          <w:sz w:val="24"/>
-          <w:szCs w:val="24"/>
-        </w:rPr>
-      </w:pPr>
-      <w:r>
-        <w:rPr>
-          <w:rFonts w:ascii="Times New Roman" w:hAnsi="Times New Roman" w:cs="Times New Roman"/>
-          <w:sz w:val="24"/>
-          <w:szCs w:val="24"/>
-        </w:rPr>
-        <w:t>3) экспертная поддержка национальных и региональных инициатив, реализуемых с участием Фонда, в том числе инициативы «Таза Қазақстан» и решений Регионального экологического саммита;</w:t>
-      </w:r>
-    </w:p>
-    <w:p>
-      <w:pPr>
-        <w:spacing w:after="0" w:line="240" w:lineRule="auto"/>
+          <w:szCs w:val="24"/>
+        </w:rPr>
+      </w:pPr>
+      <w:r>
+        <w:rPr>
+          <w:rFonts w:ascii="Times New Roman" w:hAnsi="Times New Roman" w:cs="Times New Roman"/>
+          <w:szCs w:val="24"/>
+        </w:rPr>
+        <w:t>4.2. Член Экспертного совета, имеющий личную заинтересованность в вопросе, заявляет об этом и не голосует; члены не разглашают конфиденциальную информацию.</w:t>
+      </w:r>
+    </w:p>
+    <w:p>
+      <w:pPr>
+        <w:spacing w:after="60" w:line="240" w:lineRule="auto"/>
         <w:ind w:firstLine="708"/>
         <w:jc w:val="both"/>
         <w:rPr>
           <w:rFonts w:ascii="Times New Roman" w:hAnsi="Times New Roman" w:cs="Times New Roman"/>
-          <w:sz w:val="24"/>
-          <w:szCs w:val="24"/>
-        </w:rPr>
-      </w:pPr>
-      <w:r>
-        <w:rPr>
-          <w:rFonts w:ascii="Times New Roman" w:hAnsi="Times New Roman" w:cs="Times New Roman"/>
-          <w:sz w:val="24"/>
-          <w:szCs w:val="24"/>
-        </w:rPr>
-        <w:t>4) рекомендации по стратегии развития Фонда и приоритетным направлениям его деятельности;</w:t>
-      </w:r>
-    </w:p>
-    <w:p>
-      <w:pPr>
-        <w:spacing w:after="0" w:line="240" w:lineRule="auto"/>
+          <w:szCs w:val="24"/>
+        </w:rPr>
+      </w:pPr>
+      <w:r>
+        <w:rPr>
+          <w:rFonts w:ascii="Times New Roman" w:hAnsi="Times New Roman" w:cs="Times New Roman"/>
+          <w:szCs w:val="24"/>
+        </w:rPr>
+        <w:t>4.3. Курирование деятельности Экспертного совета осуществляет ГИД, организационное обеспечение (секретариат) – Проектный офис для Центральной Азии по изменению климата и зеленой энергетике. Расходы – в пределах бюджета Фонда.</w:t>
+      </w:r>
+    </w:p>
+    <w:p>
+      <w:pPr>
+        <w:keepNext/>
+        <w:spacing w:after="60" w:line="240" w:lineRule="auto"/>
+        <w:jc w:val="center"/>
+        <w:rPr>
+          <w:rFonts w:ascii="Times New Roman" w:hAnsi="Times New Roman" w:cs="Times New Roman"/>
+          <w:b/>
+          <w:szCs w:val="24"/>
+        </w:rPr>
+      </w:pPr>
+      <w:r>
+        <w:rPr>
+          <w:rFonts w:ascii="Times New Roman" w:hAnsi="Times New Roman" w:cs="Times New Roman"/>
+          <w:b/>
+          <w:szCs w:val="24"/>
+        </w:rPr>
+        <w:t>5. Заключительные положения</w:t>
+      </w:r>
+    </w:p>
+    <w:p>
+      <w:pPr>
+        <w:spacing w:after="60" w:line="240" w:lineRule="auto"/>
         <w:ind w:firstLine="708"/>
         <w:jc w:val="both"/>
         <w:rPr>
           <w:rFonts w:ascii="Times New Roman" w:hAnsi="Times New Roman" w:cs="Times New Roman"/>
-          <w:sz w:val="24"/>
-          <w:szCs w:val="24"/>
-        </w:rPr>
-      </w:pPr>
-      <w:r>
-        <w:rPr>
-          <w:rFonts w:ascii="Times New Roman" w:hAnsi="Times New Roman" w:cs="Times New Roman"/>
-          <w:sz w:val="24"/>
-          <w:szCs w:val="24"/>
-        </w:rPr>
-        <w:t>5) формирование экспертной сети Центральной Азии.</w:t>
-      </w:r>
-    </w:p>
-    <w:p>
-      <w:pPr>
-        <w:spacing w:after="0" w:line="240" w:lineRule="auto"/>
-        <w:ind w:firstLine="708"/>
-        <w:jc w:val="both"/>
-        <w:rPr>
-          <w:rFonts w:ascii="Times New Roman" w:hAnsi="Times New Roman" w:cs="Times New Roman"/>
-          <w:sz w:val="24"/>
-          <w:szCs w:val="24"/>
-        </w:rPr>
-      </w:pPr>
-      <w:r>
-        <w:rPr>
-          <w:rFonts w:ascii="Times New Roman" w:hAnsi="Times New Roman" w:cs="Times New Roman"/>
-          <w:sz w:val="24"/>
-          <w:szCs w:val="24"/>
-        </w:rPr>
-        <w:t>2.2. Экспертный совет рассматривает вопросы по поручению Главного исполнительного директора Фонда или по предложению членов Экспертного совета.</w:t>
-      </w:r>
-    </w:p>
-    <w:p>
-      <w:pPr>
-        <w:keepNext/>
-        <w:spacing w:before="240" w:after="120" w:line="240" w:lineRule="auto"/>
-        <w:jc w:val="center"/>
-        <w:rPr>
-          <w:rFonts w:ascii="Times New Roman" w:hAnsi="Times New Roman" w:cs="Times New Roman"/>
-          <w:b/>
-          <w:sz w:val="24"/>
-          <w:szCs w:val="24"/>
-        </w:rPr>
-      </w:pPr>
-      <w:r>
-        <w:rPr>
-          <w:rFonts w:ascii="Times New Roman" w:hAnsi="Times New Roman" w:cs="Times New Roman"/>
-          <w:b/>
-          <w:sz w:val="24"/>
-          <w:szCs w:val="24"/>
-        </w:rPr>
-        <w:t>3. Состав</w:t>
-      </w:r>
-    </w:p>
-    <w:p>
-      <w:pPr>
-        <w:spacing w:after="0" w:line="240" w:lineRule="auto"/>
-        <w:ind w:firstLine="708"/>
-        <w:jc w:val="both"/>
-        <w:rPr>
-          <w:rFonts w:ascii="Times New Roman" w:hAnsi="Times New Roman" w:cs="Times New Roman"/>
-          <w:sz w:val="24"/>
-          <w:szCs w:val="24"/>
-        </w:rPr>
-      </w:pPr>
-      <w:r>
-        <w:rPr>
-          <w:rFonts w:ascii="Times New Roman" w:hAnsi="Times New Roman" w:cs="Times New Roman"/>
-          <w:sz w:val="24"/>
-          <w:szCs w:val="24"/>
-        </w:rPr>
-        <w:t>3.1. В состав Экспертного совета входят председатель, заместитель председателя и члены Экспертного совета. Численность – не менее семи человек.</w:t>
-      </w:r>
-    </w:p>
-    <w:p>
-      <w:pPr>
-        <w:spacing w:after="0" w:line="240" w:lineRule="auto"/>
-        <w:ind w:firstLine="708"/>
-        <w:jc w:val="both"/>
-        <w:rPr>
-          <w:rFonts w:ascii="Times New Roman" w:hAnsi="Times New Roman" w:cs="Times New Roman"/>
-          <w:sz w:val="24"/>
-          <w:szCs w:val="24"/>
-        </w:rPr>
-      </w:pPr>
-      <w:r>
-        <w:rPr>
-          <w:rFonts w:ascii="Times New Roman" w:hAnsi="Times New Roman" w:cs="Times New Roman"/>
-          <w:sz w:val="24"/>
-          <w:szCs w:val="24"/>
-        </w:rPr>
-        <w:t>3.2. Членами Экспертного совета могут быть ученые, специалисты и практики, обладающие признанной квалификацией в области деятельности Фонда, в том числе представители международных организаций, вузов и научных организаций стран Центральной Азии и других государств.</w:t>
-      </w:r>
-    </w:p>
-    <w:p>
-      <w:pPr>
-        <w:spacing w:after="0" w:line="240" w:lineRule="auto"/>
-        <w:ind w:firstLine="708"/>
-        <w:jc w:val="both"/>
-        <w:rPr>
-          <w:rFonts w:ascii="Times New Roman" w:hAnsi="Times New Roman" w:cs="Times New Roman"/>
-          <w:sz w:val="24"/>
-          <w:szCs w:val="24"/>
-        </w:rPr>
-      </w:pPr>
-      <w:r>
-        <w:rPr>
-          <w:rFonts w:ascii="Times New Roman" w:hAnsi="Times New Roman" w:cs="Times New Roman"/>
-          <w:sz w:val="24"/>
-          <w:szCs w:val="24"/>
-        </w:rPr>
-        <w:lastRenderedPageBreak/>
-        <w:t>3.3. Персональный состав Экспертного совета, председатель и заместитель председателя утверждаются приказом Главного исполнительного директора Фонда сроком на два года. Управляющий совет информируется об утвержденном составе.</w:t>
-      </w:r>
-    </w:p>
-    <w:p>
-      <w:pPr>
-        <w:spacing w:after="0" w:line="240" w:lineRule="auto"/>
-        <w:ind w:firstLine="708"/>
-        <w:jc w:val="both"/>
-        <w:rPr>
-          <w:rFonts w:ascii="Times New Roman" w:hAnsi="Times New Roman" w:cs="Times New Roman"/>
-          <w:sz w:val="24"/>
-          <w:szCs w:val="24"/>
-        </w:rPr>
-      </w:pPr>
-      <w:r>
-        <w:rPr>
-          <w:rFonts w:ascii="Times New Roman" w:hAnsi="Times New Roman" w:cs="Times New Roman"/>
-          <w:sz w:val="24"/>
-          <w:szCs w:val="24"/>
-        </w:rPr>
-        <w:t>3.4. Члены Экспертного совета участвуют в его работе на безвозмездной основе. Подготовка отдельных экспертных заключений может оплачиваться на основании договора в пределах бюджета Фонда.</w:t>
-      </w:r>
-    </w:p>
-    <w:p>
-      <w:pPr>
-        <w:spacing w:after="0" w:line="240" w:lineRule="auto"/>
-        <w:ind w:firstLine="708"/>
-        <w:jc w:val="both"/>
-        <w:rPr>
-          <w:rFonts w:ascii="Times New Roman" w:hAnsi="Times New Roman" w:cs="Times New Roman"/>
-          <w:sz w:val="24"/>
-          <w:szCs w:val="24"/>
-        </w:rPr>
-      </w:pPr>
-      <w:r>
-        <w:rPr>
-          <w:rFonts w:ascii="Times New Roman" w:hAnsi="Times New Roman" w:cs="Times New Roman"/>
-          <w:sz w:val="24"/>
-          <w:szCs w:val="24"/>
-        </w:rPr>
-        <w:t>3.5. Полномочия члена Экспертного совета прекращаются по его заявлению, по истечении срока либо приказом Главного исполнительного директора Фонда.</w:t>
-      </w:r>
-    </w:p>
-    <w:p>
-      <w:pPr>
-        <w:keepNext/>
-        <w:spacing w:before="240" w:after="120" w:line="240" w:lineRule="auto"/>
-        <w:jc w:val="center"/>
-        <w:rPr>
-          <w:rFonts w:ascii="Times New Roman" w:hAnsi="Times New Roman" w:cs="Times New Roman"/>
-          <w:b/>
-          <w:sz w:val="24"/>
-          <w:szCs w:val="24"/>
-        </w:rPr>
-      </w:pPr>
-      <w:r>
-        <w:rPr>
-          <w:rFonts w:ascii="Times New Roman" w:hAnsi="Times New Roman" w:cs="Times New Roman"/>
-          <w:b/>
-          <w:sz w:val="24"/>
-          <w:szCs w:val="24"/>
-        </w:rPr>
-        <w:t>4. Порядок работы</w:t>
-      </w:r>
-    </w:p>
-    <w:p>
-      <w:pPr>
-        <w:spacing w:after="0" w:line="240" w:lineRule="auto"/>
-        <w:ind w:firstLine="708"/>
-        <w:jc w:val="both"/>
-        <w:rPr>
-          <w:rFonts w:ascii="Times New Roman" w:hAnsi="Times New Roman" w:cs="Times New Roman"/>
-          <w:sz w:val="24"/>
-          <w:szCs w:val="24"/>
-        </w:rPr>
-      </w:pPr>
-      <w:r>
-        <w:rPr>
-          <w:rFonts w:ascii="Times New Roman" w:hAnsi="Times New Roman" w:cs="Times New Roman"/>
-          <w:sz w:val="24"/>
-          <w:szCs w:val="24"/>
-        </w:rPr>
-        <w:t>4.1. Заседания Экспертного совета проводятся по мере необходимости, но не реже двух раз в год. Заседания могут проводиться очно, в режиме видеоконференции либо путем заочного голосования.</w:t>
-      </w:r>
-    </w:p>
-    <w:p>
-      <w:pPr>
-        <w:spacing w:after="0" w:line="240" w:lineRule="auto"/>
-        <w:ind w:firstLine="708"/>
-        <w:jc w:val="both"/>
-        <w:rPr>
-          <w:rFonts w:ascii="Times New Roman" w:hAnsi="Times New Roman" w:cs="Times New Roman"/>
-          <w:sz w:val="24"/>
-          <w:szCs w:val="24"/>
-        </w:rPr>
-      </w:pPr>
-      <w:r>
-        <w:rPr>
-          <w:rFonts w:ascii="Times New Roman" w:hAnsi="Times New Roman" w:cs="Times New Roman"/>
-          <w:sz w:val="24"/>
-          <w:szCs w:val="24"/>
-        </w:rPr>
-        <w:t>4.2. Заседание правомочно, если в нем участвует не менее половины членов Экспертного совета. Рекомендации принимаются большинством голосов участвующих членов; при равенстве голосов голос председательствующего является решающим.</w:t>
-      </w:r>
-    </w:p>
-    <w:p>
-      <w:pPr>
-        <w:spacing w:after="0" w:line="240" w:lineRule="auto"/>
-        <w:ind w:firstLine="708"/>
-        <w:jc w:val="both"/>
-        <w:rPr>
-          <w:rFonts w:ascii="Times New Roman" w:hAnsi="Times New Roman" w:cs="Times New Roman"/>
-          <w:sz w:val="24"/>
-          <w:szCs w:val="24"/>
-        </w:rPr>
-      </w:pPr>
-      <w:r>
-        <w:rPr>
-          <w:rFonts w:ascii="Times New Roman" w:hAnsi="Times New Roman" w:cs="Times New Roman"/>
-          <w:sz w:val="24"/>
-          <w:szCs w:val="24"/>
-        </w:rPr>
-        <w:t>4.3. Решения Экспертного совета оформляются протоколом, который подписывают председательствующий и секретарь, и направляются Главному исполнительному директору Фонда.</w:t>
-      </w:r>
-    </w:p>
-    <w:p>
-      <w:pPr>
-        <w:spacing w:after="0" w:line="240" w:lineRule="auto"/>
-        <w:ind w:firstLine="708"/>
-        <w:jc w:val="both"/>
-        <w:rPr>
-          <w:rFonts w:ascii="Times New Roman" w:hAnsi="Times New Roman" w:cs="Times New Roman"/>
-          <w:sz w:val="24"/>
-          <w:szCs w:val="24"/>
-        </w:rPr>
-      </w:pPr>
-      <w:r>
-        <w:rPr>
-          <w:rFonts w:ascii="Times New Roman" w:hAnsi="Times New Roman" w:cs="Times New Roman"/>
-          <w:sz w:val="24"/>
-          <w:szCs w:val="24"/>
-        </w:rPr>
-        <w:t>4.4. Член Экспертного совета, имеющий личную заинтересованность в рассматриваемом вопросе, обязан заявить об этом и не участвует в голосовании по такому вопросу.</w:t>
-      </w:r>
-    </w:p>
-    <w:p>
-      <w:pPr>
-        <w:spacing w:after="0" w:line="240" w:lineRule="auto"/>
-        <w:ind w:firstLine="708"/>
-        <w:jc w:val="both"/>
-        <w:rPr>
-          <w:rFonts w:ascii="Times New Roman" w:hAnsi="Times New Roman" w:cs="Times New Roman"/>
-          <w:sz w:val="24"/>
-          <w:szCs w:val="24"/>
-        </w:rPr>
-      </w:pPr>
-      <w:r>
-        <w:rPr>
-          <w:rFonts w:ascii="Times New Roman" w:hAnsi="Times New Roman" w:cs="Times New Roman"/>
-          <w:sz w:val="24"/>
-          <w:szCs w:val="24"/>
-        </w:rPr>
-        <w:t>4.5. Члены Экспертного совета обязаны не разглашать конфиденциальную информацию, ставшую им известной в связи с работой в Экспертном совете.</w:t>
-      </w:r>
-    </w:p>
-    <w:p>
-      <w:pPr>
-        <w:keepNext/>
-        <w:spacing w:before="240" w:after="120" w:line="240" w:lineRule="auto"/>
-        <w:jc w:val="center"/>
-        <w:rPr>
-          <w:rFonts w:ascii="Times New Roman" w:hAnsi="Times New Roman" w:cs="Times New Roman"/>
-          <w:b/>
-          <w:sz w:val="24"/>
-          <w:szCs w:val="24"/>
-        </w:rPr>
-      </w:pPr>
-      <w:r>
-        <w:rPr>
-          <w:rFonts w:ascii="Times New Roman" w:hAnsi="Times New Roman" w:cs="Times New Roman"/>
-          <w:b/>
-          <w:sz w:val="24"/>
-          <w:szCs w:val="24"/>
-        </w:rPr>
-        <w:t>5. Курирование и обеспечение деятельности</w:t>
-      </w:r>
-    </w:p>
-    <w:p>
-      <w:pPr>
-        <w:spacing w:after="0" w:line="240" w:lineRule="auto"/>
-        <w:ind w:firstLine="708"/>
-        <w:jc w:val="both"/>
-        <w:rPr>
-          <w:rFonts w:ascii="Times New Roman" w:hAnsi="Times New Roman" w:cs="Times New Roman"/>
-          <w:sz w:val="24"/>
-          <w:szCs w:val="24"/>
-        </w:rPr>
-      </w:pPr>
-      <w:r>
-        <w:rPr>
-          <w:rFonts w:ascii="Times New Roman" w:hAnsi="Times New Roman" w:cs="Times New Roman"/>
-          <w:sz w:val="24"/>
-          <w:szCs w:val="24"/>
-        </w:rPr>
-        <w:t>5.1. Курирование деятельности Экспертного совета осуществляет Главный исполнительный директор Фонда.</w:t>
-      </w:r>
-    </w:p>
-    <w:p>
-      <w:pPr>
-        <w:spacing w:after="0" w:line="240" w:lineRule="auto"/>
-        <w:ind w:firstLine="708"/>
-        <w:jc w:val="both"/>
-        <w:rPr>
-          <w:rFonts w:ascii="Times New Roman" w:hAnsi="Times New Roman" w:cs="Times New Roman"/>
-          <w:sz w:val="24"/>
-          <w:szCs w:val="24"/>
-        </w:rPr>
-      </w:pPr>
-      <w:r>
-        <w:rPr>
-          <w:rFonts w:ascii="Times New Roman" w:hAnsi="Times New Roman" w:cs="Times New Roman"/>
-          <w:sz w:val="24"/>
-          <w:szCs w:val="24"/>
-        </w:rPr>
-        <w:t>5.2. Организационное обеспечение деятельности Экспертного совета (секретариат) осуществляет Проектный офис для Центральной Азии по изменению климата и зеленой энергетике. Секретарь Экспертного совета назначается приказом Главного исполнительного директора Фонда из числа работников Фонда.</w:t>
-      </w:r>
-    </w:p>
-    <w:p>
-      <w:pPr>
-        <w:spacing w:after="0" w:line="240" w:lineRule="auto"/>
-        <w:ind w:firstLine="708"/>
-        <w:jc w:val="both"/>
-        <w:rPr>
-          <w:rFonts w:ascii="Times New Roman" w:hAnsi="Times New Roman" w:cs="Times New Roman"/>
-          <w:sz w:val="24"/>
-          <w:szCs w:val="24"/>
-        </w:rPr>
-      </w:pPr>
-      <w:r>
-        <w:rPr>
-          <w:rFonts w:ascii="Times New Roman" w:hAnsi="Times New Roman" w:cs="Times New Roman"/>
-          <w:sz w:val="24"/>
-          <w:szCs w:val="24"/>
-        </w:rPr>
-        <w:t>5.3. Расходы на обеспечение деятельности Экспертного совета осуществляются в пределах бюджета Фонда.</w:t>
-      </w:r>
-    </w:p>
-    <w:p>
-      <w:pPr>
-        <w:keepNext/>
-        <w:spacing w:before="240" w:after="120" w:line="240" w:lineRule="auto"/>
-        <w:jc w:val="center"/>
-        <w:rPr>
-          <w:rFonts w:ascii="Times New Roman" w:hAnsi="Times New Roman" w:cs="Times New Roman"/>
-          <w:b/>
-          <w:sz w:val="24"/>
-          <w:szCs w:val="24"/>
-        </w:rPr>
-      </w:pPr>
-      <w:r>
-        <w:rPr>
-          <w:rFonts w:ascii="Times New Roman" w:hAnsi="Times New Roman" w:cs="Times New Roman"/>
-          <w:b/>
-          <w:sz w:val="24"/>
-          <w:szCs w:val="24"/>
-        </w:rPr>
-        <w:t>6. Заключительные положения</w:t>
-      </w:r>
-    </w:p>
-    <w:p>
-      <w:pPr>
-        <w:spacing w:after="0" w:line="240" w:lineRule="auto"/>
-        <w:ind w:firstLine="708"/>
-        <w:jc w:val="both"/>
-        <w:rPr>
-          <w:rFonts w:ascii="Times New Roman" w:hAnsi="Times New Roman" w:cs="Times New Roman"/>
-          <w:sz w:val="24"/>
-          <w:szCs w:val="24"/>
-        </w:rPr>
-      </w:pPr>
-      <w:r>
-        <w:rPr>
-          <w:rFonts w:ascii="Times New Roman" w:hAnsi="Times New Roman" w:cs="Times New Roman"/>
-          <w:sz w:val="24"/>
-          <w:szCs w:val="24"/>
-        </w:rPr>
-        <w:t>6.1. Настоящее Положение, изменения и дополнения в него утверждаются Управляющим советом Фонда.</w:t>
-      </w:r>
-    </w:p>
-    <w:p>
-      <w:pPr>
-        <w:spacing w:after="0" w:line="240" w:lineRule="auto"/>
-        <w:ind w:firstLine="708"/>
-        <w:jc w:val="both"/>
-        <w:rPr>
-          <w:rFonts w:ascii="Times New Roman" w:hAnsi="Times New Roman" w:cs="Times New Roman"/>
-          <w:sz w:val="24"/>
-        </w:rPr>
-      </w:pPr>
-      <w:r>
-        <w:rPr>
-          <w:rFonts w:ascii="Times New Roman" w:hAnsi="Times New Roman" w:cs="Times New Roman"/>
-          <w:sz w:val="24"/>
-          <w:szCs w:val="24"/>
-        </w:rPr>
-        <w:t>6.2. Экспертный совет упраздняется решением Управляющего совета Фонда.</w:t>
+        </w:rPr>
+      </w:pPr>
+      <w:r>
+        <w:rPr>
+          <w:rFonts w:ascii="Times New Roman" w:hAnsi="Times New Roman" w:cs="Times New Roman"/>
+          <w:szCs w:val="24"/>
+        </w:rPr>
+        <w:t>5.1. Положение и изменения в него утверждаются Управляющим советом Фонда, он же принимает решение об упразднении Экспертного совета.</w:t>
+      </w:r>
+      <w:r>
+        <w:rPr>
+          <w:rFonts w:ascii="Times New Roman" w:hAnsi="Times New Roman" w:cs="Times New Roman"/>
+        </w:rPr>
+        <w:t xml:space="preserve"> </w:t>
       </w:r>
     </w:p>
     <w:sectPr>
@@ -928,7 +561,7 @@
         <w:rStyle w:val="ab"/>
         <w:noProof/>
       </w:rPr>
-      <w:t>2</w:t>
+      <w:t>1</w:t>
     </w:r>
     <w:r>
       <w:rPr>

--- a/Устав/_документы/Положение об Экспертном совете.docx
+++ b/Устав/_документы/Положение об Экспертном совете.docx
@@ -109,7 +109,7 @@
           <w:sz w:val="24"/>
           <w:szCs w:val="24"/>
         </w:rPr>
-        <w:t>(протокол № ___ от «___» __________ 2026 года)</w:t>
+        <w:t>(протокол № 13 от 30 октября 2026 года)</w:t>
       </w:r>
     </w:p>
     <w:p>
